--- a/testakten/sanierungsgewinn-starug-plan-windenergie-pellbach-2026/10_verbindliche_auskunft_89_ao_vor_planbestaetigung.docx
+++ b/testakten/sanierungsgewinn-starug-plan-windenergie-pellbach-2026/10_verbindliche_auskunft_89_ao_vor_planbestaetigung.docx
@@ -5,10 +5,13 @@
     <w:p>
       <w:pPr>
         <w:pStyle w:val="Heading1"/>
+        <w:spacing w:after="160" w:line="259" w:lineRule="auto"/>
       </w:pPr>
       <w:r>
         <w:rPr>
           <w:rFonts w:ascii="Times New Roman" w:hAnsi="Times New Roman"/>
+          <w:b/>
+          <w:sz w:val="28"/>
         </w:rPr>
         <w:t>10 Verbindliche Auskunft § 89 AO — vor StaRUG-Plan-Bestätigung</w:t>
       </w:r>
@@ -16,88 +19,140 @@
     <w:p>
       <w:pPr>
         <w:pStyle w:val="Heading2"/>
+        <w:spacing w:before="120" w:after="60" w:line="259" w:lineRule="auto"/>
       </w:pPr>
       <w:r>
         <w:rPr>
           <w:rFonts w:ascii="Times New Roman" w:hAnsi="Times New Roman"/>
+          <w:b/>
+          <w:sz w:val="22"/>
         </w:rPr>
         <w:t>A. Antrag verbindliche Auskunft § 89 AO</w:t>
       </w:r>
     </w:p>
     <w:p>
       <w:pPr>
+        <w:spacing w:before="120" w:after="60" w:line="259" w:lineRule="auto"/>
         <w:jc w:val="left"/>
       </w:pPr>
       <w:r>
         <w:rPr>
+          <w:rFonts w:ascii="Times New Roman" w:hAnsi="Times New Roman"/>
           <w:b/>
+          <w:sz w:val="22"/>
         </w:rPr>
         <w:t>Absender:</w:t>
       </w:r>
       <w:r>
+        <w:rPr>
+          <w:rFonts w:ascii="Times New Roman" w:hAnsi="Times New Roman"/>
+          <w:b/>
+          <w:sz w:val="22"/>
+        </w:rPr>
         <w:t xml:space="preserve"> Pellbach Windenergie GmbH, vertreten durch StB Dr. Lena Vogelweid</w:t>
       </w:r>
     </w:p>
     <w:p>
       <w:pPr>
+        <w:spacing w:before="120" w:after="60" w:line="259" w:lineRule="auto"/>
         <w:jc w:val="left"/>
       </w:pPr>
       <w:r>
         <w:rPr>
+          <w:rFonts w:ascii="Times New Roman" w:hAnsi="Times New Roman"/>
           <w:b/>
+          <w:sz w:val="22"/>
         </w:rPr>
         <w:t>Empfänger:</w:t>
       </w:r>
       <w:r>
+        <w:rPr>
+          <w:rFonts w:ascii="Times New Roman" w:hAnsi="Times New Roman"/>
+          <w:b/>
+          <w:sz w:val="22"/>
+        </w:rPr>
         <w:t xml:space="preserve"> Finanzamt Cottbus, Karl-Liebknecht-Strasse 88, 03046 Cottbus</w:t>
       </w:r>
     </w:p>
     <w:p>
       <w:pPr>
+        <w:spacing w:before="120" w:after="60" w:line="259" w:lineRule="auto"/>
         <w:jc w:val="left"/>
       </w:pPr>
       <w:r>
         <w:rPr>
-          <w:b/>
+          <w:rFonts w:ascii="Times New Roman" w:hAnsi="Times New Roman"/>
+          <w:b w:val="0"/>
+          <w:i w:val="0"/>
+          <w:sz w:val="22"/>
         </w:rPr>
         <w:t>Datum:</w:t>
       </w:r>
       <w:r>
+        <w:rPr>
+          <w:rFonts w:ascii="Times New Roman" w:hAnsi="Times New Roman"/>
+          <w:b w:val="0"/>
+          <w:i w:val="0"/>
+          <w:sz w:val="22"/>
+        </w:rPr>
         <w:t xml:space="preserve"> 02.05.2026 (knapp einen Monat vor Plan-Vorlage)</w:t>
       </w:r>
     </w:p>
     <w:p>
       <w:pPr>
+        <w:spacing w:before="120" w:after="60" w:line="259" w:lineRule="auto"/>
         <w:jc w:val="left"/>
       </w:pPr>
       <w:r>
         <w:rPr>
+          <w:rFonts w:ascii="Times New Roman" w:hAnsi="Times New Roman"/>
           <w:b/>
+          <w:sz w:val="22"/>
         </w:rPr>
         <w:t>StNr.:</w:t>
       </w:r>
       <w:r>
+        <w:rPr>
+          <w:rFonts w:ascii="Times New Roman" w:hAnsi="Times New Roman"/>
+          <w:b/>
+          <w:sz w:val="22"/>
+        </w:rPr>
         <w:t xml:space="preserve"> 062/110/47728</w:t>
       </w:r>
     </w:p>
     <w:p>
       <w:pPr>
+        <w:spacing w:before="120" w:after="60" w:line="259" w:lineRule="auto"/>
         <w:jc w:val="left"/>
       </w:pPr>
       <w:r>
         <w:rPr>
-          <w:b/>
+          <w:rFonts w:ascii="Times New Roman" w:hAnsi="Times New Roman"/>
+          <w:b w:val="0"/>
+          <w:i w:val="0"/>
+          <w:sz w:val="22"/>
         </w:rPr>
         <w:t>Aktenzeichen Vorgang:</w:t>
       </w:r>
       <w:r>
+        <w:rPr>
+          <w:rFonts w:ascii="Times New Roman" w:hAnsi="Times New Roman"/>
+          <w:b w:val="0"/>
+          <w:i w:val="0"/>
+          <w:sz w:val="22"/>
+        </w:rPr>
         <w:t xml:space="preserve"> StaRUG 2026/14</w:t>
       </w:r>
     </w:p>
-    <w:p/>
+    <w:p>
+      <w:pPr>
+        <w:spacing w:line="259" w:lineRule="auto" w:after="60"/>
+      </w:pPr>
+    </w:p>
     <w:p>
       <w:pPr>
         <w:pStyle w:val="Heading3"/>
+        <w:spacing w:line="259" w:lineRule="auto" w:after="60"/>
       </w:pPr>
       <w:r>
         <w:rPr>
@@ -108,6 +163,7 @@
     </w:p>
     <w:p>
       <w:pPr>
+        <w:spacing w:line="259" w:lineRule="auto" w:after="60"/>
         <w:jc w:val="left"/>
       </w:pPr>
       <w:r>
@@ -116,6 +172,7 @@
     </w:p>
     <w:p>
       <w:pPr>
+        <w:spacing w:line="259" w:lineRule="auto" w:after="60"/>
         <w:jc w:val="left"/>
       </w:pPr>
       <w:r>
@@ -127,6 +184,7 @@
     </w:p>
     <w:p>
       <w:pPr>
+        <w:spacing w:line="259" w:lineRule="auto" w:after="60"/>
         <w:jc w:val="left"/>
       </w:pPr>
       <w:r>
@@ -136,6 +194,7 @@
     <w:p>
       <w:pPr>
         <w:pStyle w:val="Heading3"/>
+        <w:spacing w:line="259" w:lineRule="auto" w:after="60"/>
       </w:pPr>
       <w:r>
         <w:rPr>
@@ -146,6 +205,7 @@
     </w:p>
     <w:p>
       <w:pPr>
+        <w:spacing w:line="259" w:lineRule="auto" w:after="60"/>
         <w:jc w:val="left"/>
       </w:pPr>
       <w:r>
@@ -155,6 +215,7 @@
     <w:p>
       <w:pPr>
         <w:pStyle w:val="Heading3"/>
+        <w:spacing w:line="259" w:lineRule="auto" w:after="60"/>
       </w:pPr>
       <w:r>
         <w:rPr>
@@ -165,6 +226,7 @@
     </w:p>
     <w:p>
       <w:pPr>
+        <w:spacing w:line="259" w:lineRule="auto" w:after="60"/>
         <w:jc w:val="left"/>
       </w:pPr>
       <w:r>
@@ -189,6 +251,7 @@
     <w:p>
       <w:pPr>
         <w:pStyle w:val="ListBullet"/>
+        <w:spacing w:line="259" w:lineRule="auto" w:after="60"/>
       </w:pPr>
       <w:r>
         <w:t>Sanierungsbedürftigkeit (StaRUG-Verfahren AG Cottbus 92 RES 14/26)</w:t>
@@ -197,6 +260,7 @@
     <w:p>
       <w:pPr>
         <w:pStyle w:val="ListBullet"/>
+        <w:spacing w:line="259" w:lineRule="auto" w:after="60"/>
       </w:pPr>
       <w:r>
         <w:t>Sanierungsfähigkeit (IDW S6-Konzept Reinkeller-Sozietät v. 02.03.2026)</w:t>
@@ -205,6 +269,7 @@
     <w:p>
       <w:pPr>
         <w:pStyle w:val="ListBullet"/>
+        <w:spacing w:line="259" w:lineRule="auto" w:after="60"/>
       </w:pPr>
       <w:r>
         <w:t>Sanierungseignung (Plan-Eckpunkte: Forderungsverzicht 22 Mio + DES + Pivot Direktvermarktung)</w:t>
@@ -213,6 +278,7 @@
     <w:p>
       <w:pPr>
         <w:pStyle w:val="ListBullet"/>
+        <w:spacing w:line="259" w:lineRule="auto" w:after="60"/>
       </w:pPr>
       <w:r>
         <w:t>Sanierungsabsicht der Banken (Banken-Konsortium-Vereinbarung v. 10.03.2026)</w:t>
@@ -220,6 +286,7 @@
     </w:p>
     <w:p>
       <w:pPr>
+        <w:spacing w:line="259" w:lineRule="auto" w:after="60"/>
         <w:jc w:val="left"/>
       </w:pPr>
       <w:r>
@@ -243,6 +310,7 @@
     </w:p>
     <w:p>
       <w:pPr>
+        <w:spacing w:line="259" w:lineRule="auto" w:after="60"/>
         <w:jc w:val="left"/>
       </w:pPr>
       <w:r>
@@ -258,6 +326,7 @@
     <w:p>
       <w:pPr>
         <w:pStyle w:val="ListBullet"/>
+        <w:spacing w:line="259" w:lineRule="auto" w:after="60"/>
       </w:pPr>
       <w:r>
         <w:t>Einlage-Anteil: 5.200.000 EUR (steuerneutral)</w:t>
@@ -266,6 +335,7 @@
     <w:p>
       <w:pPr>
         <w:pStyle w:val="ListBullet"/>
+        <w:spacing w:line="259" w:lineRule="auto" w:after="60"/>
       </w:pPr>
       <w:r>
         <w:t>Sanierungsertrag-Anteil DES: 2.800.000 EUR (zusätzlicher Sanierungsertrag i.S.v. § 3a EStG)?</w:t>
@@ -273,6 +343,7 @@
     </w:p>
     <w:p>
       <w:pPr>
+        <w:spacing w:line="259" w:lineRule="auto" w:after="60"/>
         <w:jc w:val="left"/>
       </w:pPr>
       <w:r>
@@ -288,6 +359,7 @@
     <w:p>
       <w:pPr>
         <w:pStyle w:val="ListBullet"/>
+        <w:spacing w:line="259" w:lineRule="auto" w:after="60"/>
       </w:pPr>
       <w:r>
         <w:t>Wird der KSt-Verlustvortrag anteilig (35 %) untergehen?</w:t>
@@ -296,6 +368,7 @@
     <w:p>
       <w:pPr>
         <w:pStyle w:val="ListBullet"/>
+        <w:spacing w:line="259" w:lineRule="auto" w:after="60"/>
       </w:pPr>
       <w:r>
         <w:t>Gilt § 8c Abs. 1a KStG (Sanierungsklausel) — und wenn nein, können wir § 8d KStG anwenden?</w:t>
@@ -304,6 +377,7 @@
     <w:p>
       <w:pPr>
         <w:pStyle w:val="ListBullet"/>
+        <w:spacing w:line="259" w:lineRule="auto" w:after="60"/>
       </w:pPr>
       <w:r>
         <w:t>Bestätigen Sie das Sequencing: Verlustverrechnung nach § 3a Abs. 3 EStG erfolgt mit Plan-Wirksamkeit (Juli 2026); Anteilsübertragung erst danach (August 2026); damit ist der Verlustvortrag im Zeitpunkt der Verrechnung noch verfügbar.</w:t>
@@ -311,6 +385,7 @@
     </w:p>
     <w:p>
       <w:pPr>
+        <w:spacing w:line="259" w:lineRule="auto" w:after="60"/>
         <w:jc w:val="left"/>
       </w:pPr>
       <w:r>
@@ -326,6 +401,7 @@
     <w:p>
       <w:pPr>
         <w:pStyle w:val="ListBullet"/>
+        <w:spacing w:line="259" w:lineRule="auto" w:after="60"/>
       </w:pPr>
       <w:r>
         <w:t>Geschäftsbetrieb seit drittem WJ vor Anteilserwerb (also seit 01.01.2023) unverändert.</w:t>
@@ -334,6 +410,7 @@
     <w:p>
       <w:pPr>
         <w:pStyle w:val="ListBullet"/>
+        <w:spacing w:line="259" w:lineRule="auto" w:after="60"/>
       </w:pPr>
       <w:r>
         <w:t>Keine schädlichen Ereignisse i.S.v. § 8d Abs. 2 KStG.</w:t>
@@ -342,6 +419,7 @@
     <w:p>
       <w:pPr>
         <w:pStyle w:val="ListBullet"/>
+        <w:spacing w:line="259" w:lineRule="auto" w:after="60"/>
       </w:pPr>
       <w:r>
         <w:t xml:space="preserve">Pivot zur Direktvermarktung (Steigerung 15 % auf 35 % bis 2028) ist Anteilssteigerung, </w:t>
@@ -358,6 +436,7 @@
     </w:p>
     <w:p>
       <w:pPr>
+        <w:spacing w:line="259" w:lineRule="auto" w:after="60"/>
         <w:jc w:val="left"/>
       </w:pPr>
       <w:r>
@@ -382,6 +461,7 @@
     <w:p>
       <w:pPr>
         <w:pStyle w:val="Heading3"/>
+        <w:spacing w:line="259" w:lineRule="auto" w:after="60"/>
       </w:pPr>
       <w:r>
         <w:rPr>
@@ -392,6 +472,7 @@
     </w:p>
     <w:p>
       <w:pPr>
+        <w:spacing w:line="259" w:lineRule="auto" w:after="60"/>
         <w:jc w:val="left"/>
       </w:pPr>
       <w:r>
@@ -401,6 +482,7 @@
     <w:p>
       <w:pPr>
         <w:pStyle w:val="Heading3"/>
+        <w:spacing w:line="259" w:lineRule="auto" w:after="60"/>
       </w:pPr>
       <w:r>
         <w:rPr>
@@ -724,6 +806,7 @@
     </w:tbl>
     <w:p>
       <w:pPr>
+        <w:spacing w:line="259" w:lineRule="auto" w:after="60"/>
         <w:jc w:val="left"/>
       </w:pPr>
       <w:r>
@@ -732,16 +815,22 @@
     </w:p>
     <w:p>
       <w:pPr>
+        <w:spacing w:line="259" w:lineRule="auto" w:after="60"/>
         <w:jc w:val="left"/>
       </w:pPr>
       <w:r>
         <w:t>StB Dr. Lena Vogelweid | StB Lothar Werner</w:t>
       </w:r>
     </w:p>
-    <w:p/>
+    <w:p>
+      <w:pPr>
+        <w:spacing w:line="259" w:lineRule="auto" w:after="60"/>
+      </w:pPr>
+    </w:p>
     <w:p>
       <w:pPr>
         <w:pStyle w:val="Heading2"/>
+        <w:spacing w:line="259" w:lineRule="auto" w:after="60"/>
       </w:pPr>
       <w:r>
         <w:rPr>
@@ -752,6 +841,7 @@
     </w:p>
     <w:p>
       <w:pPr>
+        <w:spacing w:line="259" w:lineRule="auto" w:after="60"/>
         <w:jc w:val="left"/>
       </w:pPr>
       <w:r>
@@ -766,6 +856,7 @@
     </w:p>
     <w:p>
       <w:pPr>
+        <w:spacing w:line="259" w:lineRule="auto" w:after="60"/>
         <w:jc w:val="left"/>
       </w:pPr>
       <w:r>
@@ -780,6 +871,7 @@
     </w:p>
     <w:p>
       <w:pPr>
+        <w:spacing w:line="259" w:lineRule="auto" w:after="60"/>
         <w:jc w:val="left"/>
       </w:pPr>
       <w:r>
@@ -794,6 +886,7 @@
     </w:p>
     <w:p>
       <w:pPr>
+        <w:spacing w:line="259" w:lineRule="auto" w:after="60"/>
         <w:jc w:val="left"/>
       </w:pPr>
       <w:r>
@@ -806,10 +899,15 @@
         <w:t xml:space="preserve"> Ihr Antrag verbindliche Auskunft v. 02.05.2026</w:t>
       </w:r>
     </w:p>
-    <w:p/>
+    <w:p>
+      <w:pPr>
+        <w:spacing w:line="259" w:lineRule="auto" w:after="60"/>
+      </w:pPr>
+    </w:p>
     <w:p>
       <w:pPr>
         <w:pStyle w:val="Heading3"/>
+        <w:spacing w:line="259" w:lineRule="auto" w:after="60"/>
       </w:pPr>
       <w:r>
         <w:rPr>
@@ -820,6 +918,7 @@
     </w:p>
     <w:p>
       <w:pPr>
+        <w:spacing w:line="259" w:lineRule="auto" w:after="60"/>
         <w:jc w:val="left"/>
       </w:pPr>
       <w:r>
@@ -829,6 +928,7 @@
     <w:p>
       <w:pPr>
         <w:pStyle w:val="ListNumber"/>
+        <w:spacing w:line="259" w:lineRule="auto" w:after="60"/>
       </w:pPr>
       <w:r>
         <w:rPr>
@@ -843,6 +943,7 @@
     <w:p>
       <w:pPr>
         <w:pStyle w:val="ListNumber"/>
+        <w:spacing w:line="259" w:lineRule="auto" w:after="60"/>
       </w:pPr>
       <w:r>
         <w:rPr>
@@ -857,6 +958,7 @@
     <w:p>
       <w:pPr>
         <w:pStyle w:val="ListNumber"/>
+        <w:spacing w:line="259" w:lineRule="auto" w:after="60"/>
       </w:pPr>
       <w:r>
         <w:rPr>
@@ -880,6 +982,7 @@
     <w:p>
       <w:pPr>
         <w:pStyle w:val="ListNumber"/>
+        <w:spacing w:line="259" w:lineRule="auto" w:after="60"/>
       </w:pPr>
       <w:r>
         <w:rPr>
@@ -891,6 +994,7 @@
     <w:p>
       <w:pPr>
         <w:pStyle w:val="ListBullet"/>
+        <w:spacing w:line="259" w:lineRule="auto" w:after="60"/>
       </w:pPr>
       <w:r>
         <w:t>Anteilsübertragung 35 % &gt; 25 % ➜ schädlicher Beteiligungserwerb. Anteiliger Verlustuntergang ohne § 8d KStG: 2,1 Mio EUR.</w:t>
@@ -899,6 +1003,7 @@
     <w:p>
       <w:pPr>
         <w:pStyle w:val="ListBullet"/>
+        <w:spacing w:line="259" w:lineRule="auto" w:after="60"/>
       </w:pPr>
       <w:r>
         <w:t xml:space="preserve">§ 8c Abs. 1a KStG (alte Sanierungsklausel) </w:t>
@@ -916,6 +1021,7 @@
     <w:p>
       <w:pPr>
         <w:pStyle w:val="ListBullet"/>
+        <w:spacing w:line="259" w:lineRule="auto" w:after="60"/>
       </w:pPr>
       <w:r>
         <w:t>Sequencing ist zulässig: Sanierungsertrag entsteht 02.07.2026; Anteilsübertragung erst danach. Verlustvortrag im Zeitpunkt der Verrechnung verfügbar.</w:t>
@@ -924,6 +1030,7 @@
     <w:p>
       <w:pPr>
         <w:pStyle w:val="ListNumber"/>
+        <w:spacing w:line="259" w:lineRule="auto" w:after="60"/>
       </w:pPr>
       <w:r>
         <w:rPr>
@@ -947,6 +1054,7 @@
     <w:p>
       <w:pPr>
         <w:pStyle w:val="ListNumber"/>
+        <w:spacing w:line="259" w:lineRule="auto" w:after="60"/>
       </w:pPr>
       <w:r>
         <w:rPr>
@@ -969,6 +1077,7 @@
     </w:p>
     <w:p>
       <w:pPr>
+        <w:spacing w:line="259" w:lineRule="auto" w:after="60"/>
         <w:jc w:val="left"/>
       </w:pPr>
       <w:r>
@@ -977,6 +1086,7 @@
     </w:p>
     <w:p>
       <w:pPr>
+        <w:spacing w:line="259" w:lineRule="auto" w:after="60"/>
         <w:jc w:val="left"/>
       </w:pPr>
       <w:r>
@@ -985,6 +1095,7 @@
     </w:p>
     <w:p>
       <w:pPr>
+        <w:spacing w:line="259" w:lineRule="auto" w:after="60"/>
         <w:jc w:val="left"/>
       </w:pPr>
       <w:r>
@@ -993,16 +1104,22 @@
     </w:p>
     <w:p>
       <w:pPr>
+        <w:spacing w:line="259" w:lineRule="auto" w:after="60"/>
         <w:jc w:val="left"/>
       </w:pPr>
       <w:r>
         <w:t>Sachgebietsleiterin KSt, Finanzamt Cottbus</w:t>
       </w:r>
     </w:p>
-    <w:p/>
+    <w:p>
+      <w:pPr>
+        <w:spacing w:line="259" w:lineRule="auto" w:after="60"/>
+      </w:pPr>
+    </w:p>
     <w:p>
       <w:pPr>
         <w:pStyle w:val="Heading2"/>
+        <w:spacing w:line="259" w:lineRule="auto" w:after="60"/>
       </w:pPr>
       <w:r>
         <w:rPr>
@@ -1013,6 +1130,7 @@
     </w:p>
     <w:p>
       <w:pPr>
+        <w:spacing w:line="259" w:lineRule="auto" w:after="60"/>
         <w:jc w:val="left"/>
       </w:pPr>
       <w:r>
@@ -1021,6 +1139,7 @@
     </w:p>
     <w:p>
       <w:pPr>
+        <w:spacing w:line="259" w:lineRule="auto" w:after="60"/>
         <w:ind w:left="567"/>
       </w:pPr>
       <w:r>
@@ -1032,6 +1151,7 @@
     </w:p>
     <w:p>
       <w:pPr>
+        <w:spacing w:line="259" w:lineRule="auto" w:after="60"/>
         <w:jc w:val="left"/>
       </w:pPr>
       <w:r>
@@ -1050,6 +1170,7 @@
     <w:p>
       <w:pPr>
         <w:pStyle w:val="Heading2"/>
+        <w:spacing w:line="259" w:lineRule="auto" w:after="60"/>
       </w:pPr>
       <w:r>
         <w:rPr>
@@ -1060,6 +1181,7 @@
     </w:p>
     <w:p>
       <w:pPr>
+        <w:spacing w:line="259" w:lineRule="auto" w:after="60"/>
         <w:jc w:val="left"/>
       </w:pPr>
       <w:r>
@@ -1076,13 +1198,58 @@
       </w:r>
     </w:p>
     <w:sectPr>
+      <w:headerReference w:type="default" r:id="rId9"/>
+      <w:footerReference w:type="default" r:id="rId10"/>
       <w:pgSz w:w="11906" w:h="16838"/>
-      <w:pgMar w:top="1417" w:right="1417" w:bottom="1417" w:left="1417" w:header="720" w:footer="720" w:gutter="0"/>
+      <w:pgMar w:top="1191" w:right="1247" w:bottom="1134" w:left="1361" w:header="720" w:footer="720" w:gutter="0"/>
       <w:cols w:space="720"/>
       <w:docGrid w:linePitch="360"/>
     </w:sectPr>
   </w:body>
 </w:document>
+</file>
+
+<file path=word/footer1.xml><?xml version="1.0" encoding="utf-8"?>
+<w:ftr xmlns:m="http://schemas.openxmlformats.org/officeDocument/2006/math" xmlns:mc="http://schemas.openxmlformats.org/markup-compatibility/2006" xmlns:mo="http://schemas.microsoft.com/office/mac/office/2008/main" xmlns:mv="urn:schemas-microsoft-com:mac:vml" xmlns:o="urn:schemas-microsoft-com:office:office" xmlns:r="http://schemas.openxmlformats.org/officeDocument/2006/relationships" xmlns:v="urn:schemas-microsoft-com:vml" xmlns:w10="urn:schemas-microsoft-com:office:word" xmlns:w14="http://schemas.microsoft.com/office/word/2010/wordml" xmlns:w="http://schemas.openxmlformats.org/wordprocessingml/2006/main" xmlns:wne="http://schemas.microsoft.com/office/word/2006/wordml" xmlns:wp14="http://schemas.microsoft.com/office/word/2010/wordprocessingDrawing" xmlns:wp="http://schemas.openxmlformats.org/drawingml/2006/wordprocessingDrawing" xmlns:wpc="http://schemas.microsoft.com/office/word/2010/wordprocessingCanvas" xmlns:wpg="http://schemas.microsoft.com/office/word/2010/wordprocessingGroup" xmlns:wpi="http://schemas.microsoft.com/office/word/2010/wordprocessingInk" xmlns:wps="http://schemas.microsoft.com/office/word/2010/wordprocessingShape" mc:Ignorable="w14 wp14">
+  <w:p>
+    <w:pPr>
+      <w:pStyle w:val="Footer"/>
+      <w:jc w:val="left"/>
+    </w:pPr>
+    <w:r/>
+    <w:r>
+      <w:rPr>
+        <w:rFonts w:ascii="Times New Roman" w:hAnsi="Times New Roman"/>
+        <w:b w:val="0"/>
+        <w:color w:val="777777"/>
+        <w:sz w:val="17"/>
+      </w:rPr>
+      <w:t>Vertraulich | Bearbeitungsstand Juli 2026 | nur zur Aktenbearbeitung</w:t>
+    </w:r>
+  </w:p>
+</w:ftr>
+</file>
+
+<file path=word/header1.xml><?xml version="1.0" encoding="utf-8"?>
+<w:hdr xmlns:m="http://schemas.openxmlformats.org/officeDocument/2006/math" xmlns:mc="http://schemas.openxmlformats.org/markup-compatibility/2006" xmlns:mo="http://schemas.microsoft.com/office/mac/office/2008/main" xmlns:mv="urn:schemas-microsoft-com:mac:vml" xmlns:o="urn:schemas-microsoft-com:office:office" xmlns:r="http://schemas.openxmlformats.org/officeDocument/2006/relationships" xmlns:v="urn:schemas-microsoft-com:vml" xmlns:w10="urn:schemas-microsoft-com:office:word" xmlns:w14="http://schemas.microsoft.com/office/word/2010/wordml" xmlns:w="http://schemas.openxmlformats.org/wordprocessingml/2006/main" xmlns:wne="http://schemas.microsoft.com/office/word/2006/wordml" xmlns:wp14="http://schemas.microsoft.com/office/word/2010/wordprocessingDrawing" xmlns:wp="http://schemas.openxmlformats.org/drawingml/2006/wordprocessingDrawing" xmlns:wpc="http://schemas.microsoft.com/office/word/2010/wordprocessingCanvas" xmlns:wpg="http://schemas.microsoft.com/office/word/2010/wordprocessingGroup" xmlns:wpi="http://schemas.microsoft.com/office/word/2010/wordprocessingInk" xmlns:wps="http://schemas.microsoft.com/office/word/2010/wordprocessingShape" mc:Ignorable="w14 wp14">
+  <w:p>
+    <w:pPr>
+      <w:pStyle w:val="Header"/>
+      <w:jc w:val="left"/>
+    </w:pPr>
+    <w:r/>
+    <w:r>
+      <w:rPr>
+        <w:rFonts w:ascii="Times New Roman" w:hAnsi="Times New Roman"/>
+        <w:b w:val="0"/>
+        <w:i w:val="0"/>
+        <w:color w:val="666666"/>
+        <w:sz w:val="17"/>
+      </w:rPr>
+      <w:t>Lindenhof und Partner mbB | Insolvenz- und Restrukturierungsakte | Bearbeitungsstand Juli 2026</w:t>
+    </w:r>
+  </w:p>
+</w:hdr>
 </file>
 
 <file path=word/numbering.xml><?xml version="1.0" encoding="utf-8"?>
@@ -1799,11 +1966,12 @@
       <w:contextualSpacing/>
     </w:pPr>
     <w:rPr>
-      <w:rFonts w:asciiTheme="majorHAnsi" w:eastAsiaTheme="majorEastAsia" w:hAnsiTheme="majorHAnsi" w:cstheme="majorBidi"/>
+      <w:rFonts w:asciiTheme="majorHAnsi" w:eastAsiaTheme="majorEastAsia" w:hAnsiTheme="majorHAnsi" w:cstheme="majorBidi" w:ascii="Times New Roman" w:hAnsi="Times New Roman"/>
+      <w:b/>
       <w:color w:val="17365D" w:themeColor="text2" w:themeShade="BF"/>
       <w:spacing w:val="5"/>
       <w:kern w:val="28"/>
-      <w:sz w:val="52"/>
+      <w:sz w:val="30"/>
       <w:szCs w:val="52"/>
     </w:rPr>
   </w:style>
